--- a/public/doc-templates/Magang/seminar-magang-ba.docx
+++ b/public/doc-templates/Magang/seminar-magang-ba.docx
@@ -391,7 +391,7 @@
                 <w:sz w:val="24"/>
                 <w:szCs w:val="24"/>
               </w:rPr>
-              <w:t>{nama_dosen1}</w:t>
+              <w:t xml:space="preserve">{nama_pembimbing}</w:t>
             </w:r>
           </w:p>
         </w:tc>
@@ -415,7 +415,7 @@
                 <w:sz w:val="24"/>
                 <w:szCs w:val="24"/>
               </w:rPr>
-              <w:t>{nip1}</w:t>
+              <w:t xml:space="preserve">{nip_pembimbing}</w:t>
             </w:r>
           </w:p>
         </w:tc>
@@ -2025,7 +2025,7 @@
                 <w:sz w:val="24"/>
                 <w:szCs w:val="24"/>
               </w:rPr>
-              <w:t>}, {</w:t>
+              <w:t xml:space="preserve">}, {tgl_smmagang}</w:t>
             </w:r>
             <w:proofErr w:type="spellStart"/>
             <w:r>
@@ -2034,15 +2034,15 @@
                 <w:sz w:val="24"/>
                 <w:szCs w:val="24"/>
               </w:rPr>
-              <w:t>tanggal_sm</w:t>
-            </w:r>
-            <w:r>
-              <w:rPr>
-                <w:rFonts w:ascii="Times New Roman" w:eastAsia="Calibri" w:hAnsi="Times New Roman" w:cs="Times New Roman"/>
-                <w:sz w:val="24"/>
-                <w:szCs w:val="24"/>
-              </w:rPr>
-              <w:t>magang</w:t>
+              <w:t xml:space="preserve"/>
+            </w:r>
+            <w:r>
+              <w:rPr>
+                <w:rFonts w:ascii="Times New Roman" w:eastAsia="Calibri" w:hAnsi="Times New Roman" w:cs="Times New Roman"/>
+                <w:sz w:val="24"/>
+                <w:szCs w:val="24"/>
+              </w:rPr>
+              <w:t xml:space="preserve"/>
             </w:r>
             <w:proofErr w:type="spellEnd"/>
             <w:r>
@@ -2051,7 +2051,7 @@
                 <w:sz w:val="24"/>
                 <w:szCs w:val="24"/>
               </w:rPr>
-              <w:t>}</w:t>
+              <w:t xml:space="preserve"/>
             </w:r>
           </w:p>
         </w:tc>
@@ -2635,7 +2635,7 @@
                 <w:sz w:val="24"/>
                 <w:szCs w:val="24"/>
               </w:rPr>
-              <w:t>{nama_dosen1}</w:t>
+              <w:t xml:space="preserve">{nama_pembimbing}</w:t>
             </w:r>
           </w:p>
         </w:tc>
@@ -3119,7 +3119,7 @@
           <w:sz w:val="24"/>
           <w:szCs w:val="24"/>
         </w:rPr>
-        <w:t>Semarang, {</w:t>
+        <w:t xml:space="preserve">Semarang, {tgl_smmagang}</w:t>
       </w:r>
       <w:proofErr w:type="spellStart"/>
       <w:r>
@@ -3128,15 +3128,15 @@
           <w:sz w:val="24"/>
           <w:szCs w:val="24"/>
         </w:rPr>
-        <w:t>tanggal_sm</w:t>
-      </w:r>
-      <w:r>
-        <w:rPr>
-          <w:rFonts w:ascii="Times New Roman" w:eastAsia="Calibri" w:hAnsi="Times New Roman" w:cs="Times New Roman"/>
-          <w:sz w:val="24"/>
-          <w:szCs w:val="24"/>
-        </w:rPr>
-        <w:t>magang</w:t>
+        <w:t xml:space="preserve"/>
+      </w:r>
+      <w:r>
+        <w:rPr>
+          <w:rFonts w:ascii="Times New Roman" w:eastAsia="Calibri" w:hAnsi="Times New Roman" w:cs="Times New Roman"/>
+          <w:sz w:val="24"/>
+          <w:szCs w:val="24"/>
+        </w:rPr>
+        <w:t xml:space="preserve"/>
       </w:r>
       <w:proofErr w:type="spellEnd"/>
       <w:r>
@@ -3145,7 +3145,7 @@
           <w:sz w:val="24"/>
           <w:szCs w:val="24"/>
         </w:rPr>
-        <w:t>}</w:t>
+        <w:t xml:space="preserve"/>
       </w:r>
     </w:p>
     <w:p>
@@ -3217,7 +3217,7 @@
           <w:szCs w:val="24"/>
           <w:u w:val="single"/>
         </w:rPr>
-        <w:t>{nama_dosen1}</w:t>
+        <w:t xml:space="preserve">{nama_pembimbing}</w:t>
       </w:r>
     </w:p>
     <w:p>
@@ -3236,7 +3236,7 @@
           <w:sz w:val="24"/>
           <w:szCs w:val="24"/>
         </w:rPr>
-        <w:t>NIP. {nip1}</w:t>
+        <w:t xml:space="preserve">NIP. {nip_pembimbing}</w:t>
       </w:r>
     </w:p>
     <w:p>
@@ -3494,7 +3494,7 @@
                 <w:sz w:val="24"/>
                 <w:szCs w:val="24"/>
               </w:rPr>
-              <w:t>{nama_dosen1}</w:t>
+              <w:t xml:space="preserve">{nama_pembimbing}</w:t>
             </w:r>
           </w:p>
         </w:tc>
@@ -3576,7 +3576,7 @@
                 <w:sz w:val="24"/>
                 <w:szCs w:val="24"/>
               </w:rPr>
-              <w:t>{nip1}</w:t>
+              <w:t xml:space="preserve">{nip_pembimbing}</w:t>
             </w:r>
           </w:p>
         </w:tc>
@@ -3962,7 +3962,7 @@
                 <w:sz w:val="24"/>
                 <w:szCs w:val="24"/>
               </w:rPr>
-              <w:t>{</w:t>
+              <w:t xml:space="preserve">{tgl_smmagang}</w:t>
             </w:r>
             <w:proofErr w:type="spellStart"/>
             <w:r>
@@ -3971,15 +3971,15 @@
                 <w:sz w:val="24"/>
                 <w:szCs w:val="24"/>
               </w:rPr>
-              <w:t>tanggal_sm</w:t>
-            </w:r>
-            <w:r>
-              <w:rPr>
-                <w:rFonts w:ascii="Times New Roman" w:eastAsia="Calibri" w:hAnsi="Times New Roman" w:cs="Times New Roman"/>
-                <w:sz w:val="24"/>
-                <w:szCs w:val="24"/>
-              </w:rPr>
-              <w:t>magang</w:t>
+              <w:t xml:space="preserve"/>
+            </w:r>
+            <w:r>
+              <w:rPr>
+                <w:rFonts w:ascii="Times New Roman" w:eastAsia="Calibri" w:hAnsi="Times New Roman" w:cs="Times New Roman"/>
+                <w:sz w:val="24"/>
+                <w:szCs w:val="24"/>
+              </w:rPr>
+              <w:t xml:space="preserve"/>
             </w:r>
             <w:proofErr w:type="spellEnd"/>
             <w:r>
@@ -3988,7 +3988,7 @@
                 <w:sz w:val="24"/>
                 <w:szCs w:val="24"/>
               </w:rPr>
-              <w:t>}</w:t>
+              <w:t xml:space="preserve"/>
             </w:r>
           </w:p>
         </w:tc>
@@ -8056,7 +8056,7 @@
           <w:szCs w:val="24"/>
           <w:u w:val="single"/>
         </w:rPr>
-        <w:t>{nama_dosen1}</w:t>
+        <w:t xml:space="preserve">{nama_pembimbing}</w:t>
       </w:r>
     </w:p>
     <w:p>
@@ -8075,15 +8075,15 @@
           <w:sz w:val="24"/>
           <w:szCs w:val="24"/>
         </w:rPr>
-        <w:t>NIP. {nip1</w:t>
-      </w:r>
-      <w:r>
-        <w:rPr>
-          <w:rFonts w:ascii="Times New Roman" w:eastAsia="Calibri" w:hAnsi="Times New Roman" w:cs="Times New Roman"/>
-          <w:sz w:val="24"/>
-          <w:szCs w:val="24"/>
-        </w:rPr>
-        <w:t>}</w:t>
+        <w:t xml:space="preserve">NIP. {nip_pembimbing}</w:t>
+      </w:r>
+      <w:r>
+        <w:rPr>
+          <w:rFonts w:ascii="Times New Roman" w:eastAsia="Calibri" w:hAnsi="Times New Roman" w:cs="Times New Roman"/>
+          <w:sz w:val="24"/>
+          <w:szCs w:val="24"/>
+        </w:rPr>
+        <w:t xml:space="preserve"/>
       </w:r>
     </w:p>
     <w:p>
@@ -8226,7 +8226,7 @@
                 <w:sz w:val="24"/>
                 <w:szCs w:val="24"/>
               </w:rPr>
-              <w:t>{nama_dosen1}</w:t>
+              <w:t xml:space="preserve">{nama_pembimbing}</w:t>
             </w:r>
           </w:p>
         </w:tc>
@@ -8308,7 +8308,7 @@
                 <w:sz w:val="24"/>
                 <w:szCs w:val="24"/>
               </w:rPr>
-              <w:t>{nip1}</w:t>
+              <w:t xml:space="preserve">{nip_pembimbing}</w:t>
             </w:r>
           </w:p>
         </w:tc>
@@ -8694,7 +8694,7 @@
                 <w:sz w:val="24"/>
                 <w:szCs w:val="24"/>
               </w:rPr>
-              <w:t>{</w:t>
+              <w:t xml:space="preserve">{tgl_smmagang}</w:t>
             </w:r>
             <w:proofErr w:type="spellStart"/>
             <w:r>
@@ -8703,15 +8703,15 @@
                 <w:sz w:val="24"/>
                 <w:szCs w:val="24"/>
               </w:rPr>
-              <w:t>tanggal_sm</w:t>
-            </w:r>
-            <w:r>
-              <w:rPr>
-                <w:rFonts w:ascii="Times New Roman" w:eastAsia="Calibri" w:hAnsi="Times New Roman" w:cs="Times New Roman"/>
-                <w:sz w:val="24"/>
-                <w:szCs w:val="24"/>
-              </w:rPr>
-              <w:t>magang</w:t>
+              <w:t xml:space="preserve"/>
+            </w:r>
+            <w:r>
+              <w:rPr>
+                <w:rFonts w:ascii="Times New Roman" w:eastAsia="Calibri" w:hAnsi="Times New Roman" w:cs="Times New Roman"/>
+                <w:sz w:val="24"/>
+                <w:szCs w:val="24"/>
+              </w:rPr>
+              <w:t xml:space="preserve"/>
             </w:r>
             <w:proofErr w:type="spellEnd"/>
             <w:r>
@@ -8720,7 +8720,7 @@
                 <w:sz w:val="24"/>
                 <w:szCs w:val="24"/>
               </w:rPr>
-              <w:t>}</w:t>
+              <w:t xml:space="preserve"/>
             </w:r>
           </w:p>
         </w:tc>
@@ -9299,7 +9299,7 @@
           <w:sz w:val="24"/>
           <w:szCs w:val="24"/>
         </w:rPr>
-        <w:t>{nama_dosen1}</w:t>
+        <w:t xml:space="preserve">{nama_pembimbing}</w:t>
       </w:r>
     </w:p>
     <w:p>
@@ -9318,7 +9318,7 @@
           <w:sz w:val="24"/>
           <w:szCs w:val="24"/>
         </w:rPr>
-        <w:t>NIP. {nip1}</w:t>
+        <w:t xml:space="preserve">NIP. {nip_pembimbing}</w:t>
       </w:r>
     </w:p>
     <w:p>
